--- a/published/ai-ms/02_body_science/06_learning/study-guides/06_learning-practice_quiz.docx
+++ b/published/ai-ms/02_body_science/06_learning/study-guides/06_learning-practice_quiz.docx
@@ -4,7 +4,12 @@
   <w:body>
     <w:p>
       <w:r>
-        <w:t>Practice Quiz: Learning</w:t>
+        <w:t>Practice Quiz: Body Science — Module 06: Learning</w:t>
+      </w:r>
+    </w:p>
+    <w:p>
+      <w:r>
+        <w:t>Name : _ _ _  Date : _ _ _</w:t>
       </w:r>
     </w:p>
     <w:p>
@@ -14,98 +19,99 @@
     </w:p>
     <w:p>
       <w:r>
-        <w:t>What is the primary role of Learning in Active Inference?</w:t>
+        <w:t>When your immune system encounters a new virus and then "remembers" how to fight it next time, this is an example of:   A) A coincidence</w:t>
         <w:br/>
-        <w:t>A) To maximize reward</w:t>
+        <w:t>B) Learning at the cellular level — your immune system updates its model to predict and respond to the virus faster</w:t>
         <w:br/>
-        <w:t>B) To minimize variational free energy</w:t>
+        <w:t>C) Your immune system guessing randomly</w:t>
         <w:br/>
-        <w:t>C) To increase entropy</w:t>
-        <w:br/>
-        <w:t>D) To eliminate the Markov Blanket</w:t>
+        <w:t>D) Something that only the brain can do</w:t>
       </w:r>
     </w:p>
     <w:p>
       <w:r>
-        <w:t>In Ms, Learning is best described as:</w:t>
+        <w:t>Neuroplasticity means:   A) Your brain is made of plastic</w:t>
         <w:br/>
-        <w:t>A) A static property</w:t>
+        <w:t>B) Your brain physically changes its connections based on experience — it rewires itself as it learns</w:t>
         <w:br/>
-        <w:t>B) A dynamic process</w:t>
+        <w:t>C) Your brain stops changing after age 5</w:t>
         <w:br/>
-        <w:t>C) An external state</w:t>
-        <w:br/>
-        <w:t>D) A random variable</w:t>
+        <w:t>D) Learning doesn't change the brain at all</w:t>
       </w:r>
     </w:p>
     <w:p>
       <w:r>
-        <w:t>Which mathematical quantity is most central to Learning?</w:t>
+        <w:t>Why does sleep help you learn?   A) It doesn't — sleep is just rest</w:t>
         <w:br/>
-        <w:t>A) The Lagrangian</w:t>
+        <w:t>B) During sleep, your brain replays experiences and strengthens the neural connections for what you learned, updating its models</w:t>
         <w:br/>
-        <w:t>B) The expected free energy</w:t>
+        <w:t>C) You learn new things while dreaming</w:t>
         <w:br/>
-        <w:t>C) The surprisal</w:t>
-        <w:br/>
-        <w:t>D) The precision</w:t>
+        <w:t>D) Sleep erases what you learned during the day</w:t>
       </w:r>
     </w:p>
     <w:p>
       <w:r>
-        <w:t>How does Learning relate to the concept of the Generative Model?</w:t>
+        <w:t>"Use it or lose it" in the brain means:   A) You should exercise every day</w:t>
         <w:br/>
-        <w:t>A) It is separate from the model</w:t>
+        <w:t>B) Neural pathways that get used frequently get stronger, while those that aren't used get weaker — your brain prunes connections that aren't making useful predictions</w:t>
         <w:br/>
-        <w:t>B) It is a component of the model</w:t>
+        <w:t>C) You lose brain cells every day no matter what</w:t>
         <w:br/>
-        <w:t>C) It destroys the model</w:t>
-        <w:br/>
-        <w:t>D) It is only relevant for the environment</w:t>
+        <w:t>D) This only applies to muscles, not the brain</w:t>
       </w:r>
     </w:p>
     <w:p>
       <w:r>
-        <w:t>A failure in Learning would likely result in:</w:t>
+        <w:t>A baby learning to walk falls down hundreds of times. Each fall is:   A) A failure that should make the baby give up</w:t>
         <w:br/>
-        <w:t>A) Perfect prediction</w:t>
+        <w:t>B) A prediction error that gives the baby's brain data to improve its balance and movement models</w:t>
         <w:br/>
-        <w:t>B) Generalized surprise</w:t>
+        <w:t>C) Proof that babies aren't meant to walk</w:t>
         <w:br/>
-        <w:t>C) Immediate death of the agent</w:t>
-        <w:br/>
-        <w:t>D) Zero entropy</w:t>
+        <w:t>D) Random and teaches nothing</w:t>
       </w:r>
     </w:p>
     <w:p>
       <w:r>
-        <w:t>Which scale is most relevant for analyzing Learning in this course?</w:t>
+        <w:t>When you practice a sport and the movements start to feel automatic, your brain has:   A) Stopped learning</w:t>
         <w:br/>
-        <w:t>A) Quantum</w:t>
+        <w:t>B) Moved the skill from conscious processing to a more efficient, automatic system — freeing up mental resources for new challenges</w:t>
         <w:br/>
-        <w:t>B) Neural</w:t>
+        <w:t>C) Deleted the information</w:t>
         <w:br/>
-        <w:t>C) Social</w:t>
-        <w:br/>
-        <w:t>D) All of the above</w:t>
+        <w:t>D) Run out of storage space</w:t>
       </w:r>
     </w:p>
     <w:p>
       <w:r>
-        <w:t>Learning connects directly to which other component?</w:t>
+        <w:t>Stress hormones (like cortisol) can hurt your ability to learn because:   A) Stress has no effect on the brain</w:t>
         <w:br/>
-        <w:t>A) The step before it</w:t>
+        <w:t>B) High cortisol can interfere with the brain's ability to form new connections and update models</w:t>
         <w:br/>
-        <w:t>B) The step after it</w:t>
+        <w:t>C) Stress makes you smarter</w:t>
         <w:br/>
-        <w:t>C) Both A and B</w:t>
-        <w:br/>
-        <w:t>D) None of the above</w:t>
+        <w:t>D) Cortisol only affects your muscles</w:t>
       </w:r>
     </w:p>
     <w:p>
       <w:r>
         <w:t>Part B: Short Answer</w:t>
+      </w:r>
+    </w:p>
+    <w:p>
+      <w:r>
+        <w:t>Explain how your immune system learns from a vaccination. What is the "prediction error"? How does the immune system "update its model"? How does this help it respond faster to the real virus?</w:t>
+      </w:r>
+    </w:p>
+    <w:p>
+      <w:r>
+        <w:t>Describe how neuroplasticity works using a real example (learning an instrument, a language, or a sport). What is happening in your brain as you practice? Why does it get easier over time?</w:t>
+      </w:r>
+    </w:p>
+    <w:p>
+      <w:r>
+        <w:t>A student stays up all night to cram for a test. Using what you know about how the brain learns during sleep , explain why this strategy is less effective than studying for shorter periods over several days with good sleep in between.</w:t>
       </w:r>
     </w:p>
     <w:sectPr>
